--- a/Sistemas Gestion_Emp/Practica_1/Documento_Practica1.docx
+++ b/Sistemas Gestion_Emp/Practica_1/Documento_Practica1.docx
@@ -126,23 +126,7 @@
           <w:szCs w:val="60"/>
           <w:shd w:fill="auto" w:val="clear"/>
         </w:rPr>
-        <w:t>SGE - Práctica 1 Alumn</w:t>
-      </w:r>
-      <w:r>
-        <w:rPr>
-          <w:rFonts w:ascii="Lora" w:hAnsi="Lora"/>
-          <w:b/>
-          <w:bCs/>
-          <w:i w:val="false"/>
-          <w:caps w:val="false"/>
-          <w:smallCaps w:val="false"/>
-          <w:color w:val="000000"/>
-          <w:spacing w:val="0"/>
-          <w:sz w:val="60"/>
-          <w:szCs w:val="60"/>
-          <w:shd w:fill="auto" w:val="clear"/>
-        </w:rPr>
-        <w:t>o</w:t>
+        <w:t>SGE - Práctica 1 Alumno</w:t>
       </w:r>
     </w:p>
     <w:p>
@@ -373,23 +357,7 @@
           <w:szCs w:val="20"/>
           <w:shd w:fill="auto" w:val="clear"/>
         </w:rPr>
-        <w:t xml:space="preserve">Los ERP-CRM </w:t>
-      </w:r>
-      <w:r>
-        <w:rPr>
-          <w:rFonts w:ascii="Lora" w:hAnsi="Lora"/>
-          <w:b w:val="false"/>
-          <w:bCs w:val="false"/>
-          <w:i w:val="false"/>
-          <w:caps w:val="false"/>
-          <w:smallCaps w:val="false"/>
-          <w:color w:val="000000"/>
-          <w:spacing w:val="0"/>
-          <w:sz w:val="20"/>
-          <w:szCs w:val="20"/>
-          <w:shd w:fill="auto" w:val="clear"/>
-        </w:rPr>
-        <w:t>investigados son :</w:t>
+        <w:t>Los ERP-CRM investigados son :</w:t>
       </w:r>
     </w:p>
     <w:p>
@@ -1827,6 +1795,50 @@
       <w:pPr>
         <w:pStyle w:val="Normal"/>
         <w:widowControl/>
+        <w:numPr>
+          <w:ilvl w:val="0"/>
+          <w:numId w:val="0"/>
+        </w:numPr>
+        <w:bidi w:val="0"/>
+        <w:spacing w:lineRule="auto" w:line="240" w:before="0" w:after="0"/>
+        <w:ind w:hanging="0" w:start="1429"/>
+        <w:jc w:val="start"/>
+        <w:rPr>
+          <w:rFonts w:ascii="Lora" w:hAnsi="Lora"/>
+          <w:b/>
+          <w:bCs/>
+          <w:i w:val="false"/>
+          <w:iCs w:val="false"/>
+          <w:caps w:val="false"/>
+          <w:smallCaps w:val="false"/>
+          <w:color w:val="000000"/>
+          <w:spacing w:val="0"/>
+          <w:sz w:val="20"/>
+          <w:szCs w:val="20"/>
+          <w:shd w:fill="auto" w:val="clear"/>
+        </w:rPr>
+      </w:pPr>
+      <w:r>
+        <w:rPr>
+          <w:rFonts w:ascii="Lora" w:hAnsi="Lora"/>
+          <w:b/>
+          <w:bCs/>
+          <w:i w:val="false"/>
+          <w:iCs w:val="false"/>
+          <w:caps w:val="false"/>
+          <w:smallCaps w:val="false"/>
+          <w:color w:val="000000"/>
+          <w:spacing w:val="0"/>
+          <w:sz w:val="20"/>
+          <w:szCs w:val="20"/>
+          <w:shd w:fill="auto" w:val="clear"/>
+        </w:rPr>
+      </w:r>
+    </w:p>
+    <w:p>
+      <w:pPr>
+        <w:pStyle w:val="Normal"/>
+        <w:widowControl/>
         <w:bidi w:val="0"/>
         <w:spacing w:lineRule="auto" w:line="240" w:before="0" w:after="0"/>
         <w:jc w:val="start"/>
@@ -3352,328 +3364,11 @@
           <w:spacing w:val="0"/>
           <w:sz w:val="32"/>
           <w:szCs w:val="32"/>
-          <w:shd w:fill="auto" w:val="clear"/>
-        </w:rPr>
-      </w:pPr>
-      <w:r>
-        <w:rPr>
-          <w:rFonts w:ascii="Lora" w:hAnsi="Lora"/>
-          <w:b w:val="false"/>
-          <w:bCs w:val="false"/>
-          <w:i w:val="false"/>
-          <w:caps w:val="false"/>
-          <w:smallCaps w:val="false"/>
-          <w:color w:val="000000"/>
-          <w:spacing w:val="0"/>
-          <w:sz w:val="32"/>
-          <w:szCs w:val="32"/>
-          <w:shd w:fill="auto" w:val="clear"/>
-        </w:rPr>
-      </w:r>
-    </w:p>
-    <w:p>
-      <w:pPr>
-        <w:pStyle w:val="Normal"/>
-        <w:widowControl/>
-        <w:bidi w:val="0"/>
-        <w:spacing w:lineRule="auto" w:line="240" w:before="0" w:after="0"/>
-        <w:jc w:val="start"/>
-        <w:rPr>
-          <w:rFonts w:ascii="Lora" w:hAnsi="Lora"/>
-          <w:b w:val="false"/>
-          <w:bCs w:val="false"/>
-          <w:i w:val="false"/>
-          <w:caps w:val="false"/>
-          <w:smallCaps w:val="false"/>
-          <w:color w:val="000000"/>
-          <w:spacing w:val="0"/>
-          <w:sz w:val="32"/>
-          <w:szCs w:val="32"/>
-          <w:shd w:fill="auto" w:val="clear"/>
-        </w:rPr>
-      </w:pPr>
-      <w:r>
-        <w:rPr>
-          <w:rFonts w:ascii="Lora" w:hAnsi="Lora"/>
-          <w:b w:val="false"/>
-          <w:bCs w:val="false"/>
-          <w:i w:val="false"/>
-          <w:caps w:val="false"/>
-          <w:smallCaps w:val="false"/>
-          <w:color w:val="000000"/>
-          <w:spacing w:val="0"/>
-          <w:sz w:val="32"/>
-          <w:szCs w:val="32"/>
-          <w:shd w:fill="auto" w:val="clear"/>
-        </w:rPr>
-      </w:r>
-    </w:p>
-    <w:p>
-      <w:pPr>
-        <w:pStyle w:val="Normal"/>
-        <w:widowControl/>
-        <w:bidi w:val="0"/>
-        <w:spacing w:lineRule="auto" w:line="240" w:before="0" w:after="0"/>
-        <w:jc w:val="start"/>
-        <w:rPr>
-          <w:rFonts w:ascii="Lora" w:hAnsi="Lora"/>
-          <w:b w:val="false"/>
-          <w:bCs w:val="false"/>
-          <w:i w:val="false"/>
-          <w:caps w:val="false"/>
-          <w:smallCaps w:val="false"/>
-          <w:color w:val="000000"/>
-          <w:spacing w:val="0"/>
-          <w:sz w:val="32"/>
-          <w:szCs w:val="32"/>
-          <w:shd w:fill="auto" w:val="clear"/>
-        </w:rPr>
-      </w:pPr>
-      <w:r>
-        <w:rPr>
-          <w:rFonts w:ascii="Lora" w:hAnsi="Lora"/>
-          <w:b w:val="false"/>
-          <w:bCs w:val="false"/>
-          <w:i w:val="false"/>
-          <w:caps w:val="false"/>
-          <w:smallCaps w:val="false"/>
-          <w:color w:val="000000"/>
-          <w:spacing w:val="0"/>
-          <w:sz w:val="32"/>
-          <w:szCs w:val="32"/>
-          <w:shd w:fill="auto" w:val="clear"/>
-        </w:rPr>
-      </w:r>
-    </w:p>
-    <w:p>
-      <w:pPr>
-        <w:pStyle w:val="Normal"/>
-        <w:widowControl/>
-        <w:bidi w:val="0"/>
-        <w:spacing w:lineRule="auto" w:line="240" w:before="0" w:after="0"/>
-        <w:jc w:val="start"/>
-        <w:rPr>
-          <w:rFonts w:ascii="Lora" w:hAnsi="Lora"/>
-          <w:b w:val="false"/>
-          <w:bCs w:val="false"/>
-          <w:i w:val="false"/>
-          <w:caps w:val="false"/>
-          <w:smallCaps w:val="false"/>
-          <w:color w:val="000000"/>
-          <w:spacing w:val="0"/>
-          <w:sz w:val="32"/>
-          <w:szCs w:val="32"/>
-          <w:shd w:fill="auto" w:val="clear"/>
-        </w:rPr>
-      </w:pPr>
-      <w:r>
-        <w:rPr>
-          <w:rFonts w:ascii="Lora" w:hAnsi="Lora"/>
-          <w:b w:val="false"/>
-          <w:bCs w:val="false"/>
-          <w:i w:val="false"/>
-          <w:caps w:val="false"/>
-          <w:smallCaps w:val="false"/>
-          <w:color w:val="000000"/>
-          <w:spacing w:val="0"/>
-          <w:sz w:val="32"/>
-          <w:szCs w:val="32"/>
-          <w:shd w:fill="auto" w:val="clear"/>
-        </w:rPr>
-      </w:r>
-    </w:p>
-    <w:p>
-      <w:pPr>
-        <w:pStyle w:val="Normal"/>
-        <w:widowControl/>
-        <w:bidi w:val="0"/>
-        <w:spacing w:lineRule="auto" w:line="240" w:before="0" w:after="0"/>
-        <w:jc w:val="start"/>
-        <w:rPr>
-          <w:rFonts w:ascii="Lora" w:hAnsi="Lora"/>
-          <w:b w:val="false"/>
-          <w:bCs w:val="false"/>
-          <w:i w:val="false"/>
-          <w:caps w:val="false"/>
-          <w:smallCaps w:val="false"/>
-          <w:color w:val="000000"/>
-          <w:spacing w:val="0"/>
-          <w:sz w:val="32"/>
-          <w:szCs w:val="32"/>
-          <w:shd w:fill="auto" w:val="clear"/>
-        </w:rPr>
-      </w:pPr>
-      <w:r>
-        <w:rPr>
-          <w:rFonts w:ascii="Lora" w:hAnsi="Lora"/>
-          <w:b w:val="false"/>
-          <w:bCs w:val="false"/>
-          <w:i w:val="false"/>
-          <w:caps w:val="false"/>
-          <w:smallCaps w:val="false"/>
-          <w:color w:val="000000"/>
-          <w:spacing w:val="0"/>
-          <w:sz w:val="32"/>
-          <w:szCs w:val="32"/>
-          <w:shd w:fill="auto" w:val="clear"/>
-        </w:rPr>
-      </w:r>
-    </w:p>
-    <w:p>
-      <w:pPr>
-        <w:pStyle w:val="Normal"/>
-        <w:widowControl/>
-        <w:bidi w:val="0"/>
-        <w:spacing w:lineRule="auto" w:line="240" w:before="0" w:after="0"/>
-        <w:jc w:val="start"/>
-        <w:rPr>
-          <w:rFonts w:ascii="Lora" w:hAnsi="Lora"/>
-          <w:b w:val="false"/>
-          <w:bCs w:val="false"/>
-          <w:i w:val="false"/>
-          <w:caps w:val="false"/>
-          <w:smallCaps w:val="false"/>
-          <w:color w:val="000000"/>
-          <w:spacing w:val="0"/>
-          <w:sz w:val="32"/>
-          <w:szCs w:val="32"/>
-          <w:shd w:fill="auto" w:val="clear"/>
-        </w:rPr>
-      </w:pPr>
-      <w:r>
-        <w:rPr>
-          <w:rFonts w:ascii="Lora" w:hAnsi="Lora"/>
-          <w:b w:val="false"/>
-          <w:bCs w:val="false"/>
-          <w:i w:val="false"/>
-          <w:caps w:val="false"/>
-          <w:smallCaps w:val="false"/>
-          <w:color w:val="000000"/>
-          <w:spacing w:val="0"/>
-          <w:sz w:val="32"/>
-          <w:szCs w:val="32"/>
-          <w:shd w:fill="auto" w:val="clear"/>
-        </w:rPr>
-      </w:r>
-    </w:p>
-    <w:p>
-      <w:pPr>
-        <w:pStyle w:val="Normal"/>
-        <w:widowControl/>
-        <w:bidi w:val="0"/>
-        <w:spacing w:lineRule="auto" w:line="240" w:before="0" w:after="0"/>
-        <w:jc w:val="start"/>
-        <w:rPr>
-          <w:rFonts w:ascii="Lora" w:hAnsi="Lora"/>
-          <w:b w:val="false"/>
-          <w:bCs w:val="false"/>
-          <w:i w:val="false"/>
-          <w:caps w:val="false"/>
-          <w:smallCaps w:val="false"/>
-          <w:color w:val="000000"/>
-          <w:spacing w:val="0"/>
-          <w:sz w:val="32"/>
-          <w:szCs w:val="32"/>
-          <w:shd w:fill="auto" w:val="clear"/>
-        </w:rPr>
-      </w:pPr>
-      <w:r>
-        <w:rPr>
-          <w:rFonts w:ascii="Lora" w:hAnsi="Lora"/>
-          <w:b w:val="false"/>
-          <w:bCs w:val="false"/>
-          <w:i w:val="false"/>
-          <w:caps w:val="false"/>
-          <w:smallCaps w:val="false"/>
-          <w:color w:val="000000"/>
-          <w:spacing w:val="0"/>
-          <w:sz w:val="32"/>
-          <w:szCs w:val="32"/>
-          <w:shd w:fill="auto" w:val="clear"/>
-        </w:rPr>
-      </w:r>
-    </w:p>
-    <w:p>
-      <w:pPr>
-        <w:pStyle w:val="Normal"/>
-        <w:widowControl/>
-        <w:bidi w:val="0"/>
-        <w:spacing w:lineRule="auto" w:line="240" w:before="0" w:after="0"/>
-        <w:jc w:val="start"/>
-        <w:rPr>
-          <w:rFonts w:ascii="Lora" w:hAnsi="Lora"/>
-          <w:b w:val="false"/>
-          <w:bCs w:val="false"/>
-          <w:i w:val="false"/>
-          <w:caps w:val="false"/>
-          <w:smallCaps w:val="false"/>
-          <w:color w:val="000000"/>
-          <w:spacing w:val="0"/>
-          <w:sz w:val="32"/>
-          <w:szCs w:val="32"/>
-          <w:shd w:fill="auto" w:val="clear"/>
-        </w:rPr>
-      </w:pPr>
-      <w:r>
-        <w:rPr>
-          <w:rFonts w:ascii="Lora" w:hAnsi="Lora"/>
-          <w:b w:val="false"/>
-          <w:bCs w:val="false"/>
-          <w:i w:val="false"/>
-          <w:caps w:val="false"/>
-          <w:smallCaps w:val="false"/>
-          <w:color w:val="000000"/>
-          <w:spacing w:val="0"/>
-          <w:sz w:val="32"/>
-          <w:szCs w:val="32"/>
-          <w:shd w:fill="auto" w:val="clear"/>
-        </w:rPr>
-      </w:r>
-    </w:p>
-    <w:p>
-      <w:pPr>
-        <w:pStyle w:val="Normal"/>
-        <w:widowControl/>
-        <w:bidi w:val="0"/>
-        <w:spacing w:lineRule="auto" w:line="240" w:before="0" w:after="0"/>
-        <w:jc w:val="start"/>
-        <w:rPr>
-          <w:rFonts w:ascii="Lora" w:hAnsi="Lora"/>
-          <w:b w:val="false"/>
-          <w:bCs w:val="false"/>
-          <w:i w:val="false"/>
-          <w:caps w:val="false"/>
-          <w:smallCaps w:val="false"/>
-          <w:color w:val="000000"/>
-          <w:spacing w:val="0"/>
-          <w:sz w:val="32"/>
-          <w:szCs w:val="32"/>
-          <w:shd w:fill="auto" w:val="clear"/>
-        </w:rPr>
-      </w:pPr>
-      <w:r>
-        <w:rPr>
-          <w:rFonts w:ascii="Lora" w:hAnsi="Lora"/>
-          <w:b w:val="false"/>
-          <w:bCs w:val="false"/>
-          <w:i w:val="false"/>
-          <w:caps w:val="false"/>
-          <w:smallCaps w:val="false"/>
-          <w:color w:val="000000"/>
-          <w:spacing w:val="0"/>
-          <w:sz w:val="32"/>
-          <w:szCs w:val="32"/>
-          <w:shd w:fill="auto" w:val="clear"/>
-        </w:rPr>
-      </w:r>
-    </w:p>
-    <w:p>
-      <w:pPr>
-        <w:pStyle w:val="Normal"/>
-        <w:widowControl/>
-        <w:bidi w:val="0"/>
-        <w:spacing w:lineRule="auto" w:line="240" w:before="0" w:after="0"/>
-        <w:jc w:val="start"/>
+          <w:u w:val="none"/>
+          <w:shd w:fill="auto" w:val="clear"/>
+        </w:rPr>
+      </w:pPr>
+      <w:r>
         <w:rPr>
           <w:rFonts w:ascii="Lora" w:hAnsi="Lora"/>
           <w:b w:val="false"/>
@@ -3688,12 +3383,23 @@
           <w:u w:val="none"/>
           <w:shd w:fill="auto" w:val="clear"/>
         </w:rPr>
-      </w:pPr>
-      <w:r>
-        <w:rPr>
-          <w:rFonts w:ascii="Lora" w:hAnsi="Lora"/>
-          <w:b w:val="false"/>
-          <w:bCs w:val="false"/>
+      </w:r>
+    </w:p>
+    <w:p>
+      <w:pPr>
+        <w:pStyle w:val="Normal"/>
+        <w:widowControl/>
+        <w:numPr>
+          <w:ilvl w:val="0"/>
+          <w:numId w:val="1"/>
+        </w:numPr>
+        <w:bidi w:val="0"/>
+        <w:spacing w:lineRule="auto" w:line="240" w:before="0" w:after="0"/>
+        <w:jc w:val="start"/>
+        <w:rPr>
+          <w:rFonts w:ascii="Lora" w:hAnsi="Lora"/>
+          <w:b/>
+          <w:bCs/>
           <w:i w:val="false"/>
           <w:caps w:val="false"/>
           <w:smallCaps w:val="false"/>
@@ -3701,22 +3407,10 @@
           <w:spacing w:val="0"/>
           <w:sz w:val="32"/>
           <w:szCs w:val="32"/>
-          <w:u w:val="none"/>
-          <w:shd w:fill="auto" w:val="clear"/>
-        </w:rPr>
-      </w:r>
-    </w:p>
-    <w:p>
-      <w:pPr>
-        <w:pStyle w:val="Normal"/>
-        <w:widowControl/>
-        <w:numPr>
-          <w:ilvl w:val="0"/>
-          <w:numId w:val="1"/>
-        </w:numPr>
-        <w:bidi w:val="0"/>
-        <w:spacing w:lineRule="auto" w:line="240" w:before="0" w:after="0"/>
-        <w:jc w:val="start"/>
+          <w:shd w:fill="auto" w:val="clear"/>
+        </w:rPr>
+      </w:pPr>
+      <w:r>
         <w:rPr>
           <w:rFonts w:ascii="Lora" w:hAnsi="Lora"/>
           <w:b/>
@@ -3730,8 +3424,16 @@
           <w:szCs w:val="32"/>
           <w:shd w:fill="auto" w:val="clear"/>
         </w:rPr>
-      </w:pPr>
-      <w:r>
+        <w:t xml:space="preserve">Tarea 2. Definición de criterios de decisión </w:t>
+      </w:r>
+    </w:p>
+    <w:p>
+      <w:pPr>
+        <w:pStyle w:val="Normal"/>
+        <w:widowControl/>
+        <w:bidi w:val="0"/>
+        <w:spacing w:lineRule="auto" w:line="240" w:before="0" w:after="0"/>
+        <w:jc w:val="start"/>
         <w:rPr>
           <w:rFonts w:ascii="Lora" w:hAnsi="Lora"/>
           <w:b/>
@@ -3745,21 +3447,8 @@
           <w:szCs w:val="32"/>
           <w:shd w:fill="auto" w:val="clear"/>
         </w:rPr>
-        <w:t xml:space="preserve">Tarea 2. Definición de criterios de decisión </w:t>
-      </w:r>
-    </w:p>
-    <w:p>
-      <w:pPr>
-        <w:pStyle w:val="Normal"/>
-        <w:widowControl/>
-        <w:numPr>
-          <w:ilvl w:val="0"/>
-          <w:numId w:val="0"/>
-        </w:numPr>
-        <w:bidi w:val="0"/>
-        <w:spacing w:lineRule="auto" w:line="240" w:before="0" w:after="0"/>
-        <w:ind w:hanging="0" w:start="720"/>
-        <w:jc w:val="start"/>
+      </w:pPr>
+      <w:r>
         <w:rPr>
           <w:rFonts w:ascii="Lora" w:hAnsi="Lora"/>
           <w:b/>
@@ -3773,8 +3462,15 @@
           <w:szCs w:val="32"/>
           <w:shd w:fill="auto" w:val="clear"/>
         </w:rPr>
-      </w:pPr>
-      <w:r>
+      </w:r>
+    </w:p>
+    <w:p>
+      <w:pPr>
+        <w:pStyle w:val="Normal"/>
+        <w:widowControl/>
+        <w:bidi w:val="0"/>
+        <w:spacing w:lineRule="auto" w:line="240" w:before="0" w:after="0"/>
+        <w:jc w:val="start"/>
         <w:rPr>
           <w:rFonts w:ascii="Lora" w:hAnsi="Lora"/>
           <w:b/>
@@ -3788,19 +3484,8 @@
           <w:szCs w:val="32"/>
           <w:shd w:fill="auto" w:val="clear"/>
         </w:rPr>
-      </w:r>
-    </w:p>
-    <w:p>
-      <w:pPr>
-        <w:pStyle w:val="Normal"/>
-        <w:widowControl/>
-        <w:numPr>
-          <w:ilvl w:val="0"/>
-          <w:numId w:val="1"/>
-        </w:numPr>
-        <w:bidi w:val="0"/>
-        <w:spacing w:lineRule="auto" w:line="240" w:before="0" w:after="0"/>
-        <w:jc w:val="start"/>
+      </w:pPr>
+      <w:r>
         <w:rPr>
           <w:rFonts w:ascii="Lora" w:hAnsi="Lora"/>
           <w:b/>
@@ -3814,8 +3499,20 @@
           <w:szCs w:val="32"/>
           <w:shd w:fill="auto" w:val="clear"/>
         </w:rPr>
-      </w:pPr>
-      <w:r>
+      </w:r>
+    </w:p>
+    <w:p>
+      <w:pPr>
+        <w:pStyle w:val="Normal"/>
+        <w:widowControl/>
+        <w:numPr>
+          <w:ilvl w:val="0"/>
+          <w:numId w:val="0"/>
+        </w:numPr>
+        <w:bidi w:val="0"/>
+        <w:spacing w:lineRule="auto" w:line="240" w:before="0" w:after="0"/>
+        <w:ind w:hanging="0" w:start="720"/>
+        <w:jc w:val="start"/>
         <w:rPr>
           <w:rFonts w:ascii="Lora" w:hAnsi="Lora"/>
           <w:b/>
@@ -3829,21 +3526,8 @@
           <w:szCs w:val="32"/>
           <w:shd w:fill="auto" w:val="clear"/>
         </w:rPr>
-        <w:t xml:space="preserve">Tarea 3. Comparativa razonada de las soluciones </w:t>
-      </w:r>
-    </w:p>
-    <w:p>
-      <w:pPr>
-        <w:pStyle w:val="Normal"/>
-        <w:widowControl/>
-        <w:numPr>
-          <w:ilvl w:val="0"/>
-          <w:numId w:val="0"/>
-        </w:numPr>
-        <w:bidi w:val="0"/>
-        <w:spacing w:lineRule="auto" w:line="240" w:before="0" w:after="0"/>
-        <w:ind w:hanging="0" w:start="720"/>
-        <w:jc w:val="start"/>
+      </w:pPr>
+      <w:r>
         <w:rPr>
           <w:rFonts w:ascii="Lora" w:hAnsi="Lora"/>
           <w:b/>
@@ -3857,8 +3541,19 @@
           <w:szCs w:val="32"/>
           <w:shd w:fill="auto" w:val="clear"/>
         </w:rPr>
-      </w:pPr>
-      <w:r>
+      </w:r>
+    </w:p>
+    <w:p>
+      <w:pPr>
+        <w:pStyle w:val="Normal"/>
+        <w:widowControl/>
+        <w:numPr>
+          <w:ilvl w:val="0"/>
+          <w:numId w:val="1"/>
+        </w:numPr>
+        <w:bidi w:val="0"/>
+        <w:spacing w:lineRule="auto" w:line="240" w:before="0" w:after="0"/>
+        <w:jc w:val="start"/>
         <w:rPr>
           <w:rFonts w:ascii="Lora" w:hAnsi="Lora"/>
           <w:b/>
@@ -3872,19 +3567,8 @@
           <w:szCs w:val="32"/>
           <w:shd w:fill="auto" w:val="clear"/>
         </w:rPr>
-      </w:r>
-    </w:p>
-    <w:p>
-      <w:pPr>
-        <w:pStyle w:val="Normal"/>
-        <w:widowControl/>
-        <w:numPr>
-          <w:ilvl w:val="0"/>
-          <w:numId w:val="1"/>
-        </w:numPr>
-        <w:bidi w:val="0"/>
-        <w:spacing w:lineRule="auto" w:line="240" w:before="0" w:after="0"/>
-        <w:jc w:val="start"/>
+      </w:pPr>
+      <w:r>
         <w:rPr>
           <w:rFonts w:ascii="Lora" w:hAnsi="Lora"/>
           <w:b/>
@@ -3898,8 +3582,21 @@
           <w:szCs w:val="32"/>
           <w:shd w:fill="auto" w:val="clear"/>
         </w:rPr>
-      </w:pPr>
-      <w:r>
+        <w:t xml:space="preserve">Tarea 3. Comparativa razonada de las soluciones </w:t>
+      </w:r>
+    </w:p>
+    <w:p>
+      <w:pPr>
+        <w:pStyle w:val="Normal"/>
+        <w:widowControl/>
+        <w:numPr>
+          <w:ilvl w:val="0"/>
+          <w:numId w:val="0"/>
+        </w:numPr>
+        <w:bidi w:val="0"/>
+        <w:spacing w:lineRule="auto" w:line="240" w:before="0" w:after="0"/>
+        <w:ind w:hanging="0" w:start="720"/>
+        <w:jc w:val="start"/>
         <w:rPr>
           <w:rFonts w:ascii="Lora" w:hAnsi="Lora"/>
           <w:b/>
@@ -3913,21 +3610,8 @@
           <w:szCs w:val="32"/>
           <w:shd w:fill="auto" w:val="clear"/>
         </w:rPr>
-        <w:t xml:space="preserve">Tarea 4. Análisis de sistemas operativos y gestores de bases de datos </w:t>
-      </w:r>
-    </w:p>
-    <w:p>
-      <w:pPr>
-        <w:pStyle w:val="Normal"/>
-        <w:widowControl/>
-        <w:numPr>
-          <w:ilvl w:val="0"/>
-          <w:numId w:val="0"/>
-        </w:numPr>
-        <w:bidi w:val="0"/>
-        <w:spacing w:lineRule="auto" w:line="240" w:before="0" w:after="0"/>
-        <w:ind w:hanging="0" w:start="720"/>
-        <w:jc w:val="start"/>
+      </w:pPr>
+      <w:r>
         <w:rPr>
           <w:rFonts w:ascii="Lora" w:hAnsi="Lora"/>
           <w:b/>
@@ -3941,8 +3625,19 @@
           <w:szCs w:val="32"/>
           <w:shd w:fill="auto" w:val="clear"/>
         </w:rPr>
-      </w:pPr>
-      <w:r>
+      </w:r>
+    </w:p>
+    <w:p>
+      <w:pPr>
+        <w:pStyle w:val="Normal"/>
+        <w:widowControl/>
+        <w:numPr>
+          <w:ilvl w:val="0"/>
+          <w:numId w:val="1"/>
+        </w:numPr>
+        <w:bidi w:val="0"/>
+        <w:spacing w:lineRule="auto" w:line="240" w:before="0" w:after="0"/>
+        <w:jc w:val="start"/>
         <w:rPr>
           <w:rFonts w:ascii="Lora" w:hAnsi="Lora"/>
           <w:b/>
@@ -3956,19 +3651,8 @@
           <w:szCs w:val="32"/>
           <w:shd w:fill="auto" w:val="clear"/>
         </w:rPr>
-      </w:r>
-    </w:p>
-    <w:p>
-      <w:pPr>
-        <w:pStyle w:val="Normal"/>
-        <w:widowControl/>
-        <w:numPr>
-          <w:ilvl w:val="0"/>
-          <w:numId w:val="1"/>
-        </w:numPr>
-        <w:bidi w:val="0"/>
-        <w:spacing w:lineRule="auto" w:line="240" w:before="0" w:after="0"/>
-        <w:jc w:val="start"/>
+      </w:pPr>
+      <w:r>
         <w:rPr>
           <w:rFonts w:ascii="Lora" w:hAnsi="Lora"/>
           <w:b/>
@@ -3982,8 +3666,21 @@
           <w:szCs w:val="32"/>
           <w:shd w:fill="auto" w:val="clear"/>
         </w:rPr>
-      </w:pPr>
-      <w:r>
+        <w:t xml:space="preserve">Tarea 4. Análisis de sistemas operativos y gestores de bases de datos </w:t>
+      </w:r>
+    </w:p>
+    <w:p>
+      <w:pPr>
+        <w:pStyle w:val="Normal"/>
+        <w:widowControl/>
+        <w:numPr>
+          <w:ilvl w:val="0"/>
+          <w:numId w:val="0"/>
+        </w:numPr>
+        <w:bidi w:val="0"/>
+        <w:spacing w:lineRule="auto" w:line="240" w:before="0" w:after="0"/>
+        <w:ind w:hanging="0" w:start="720"/>
+        <w:jc w:val="start"/>
         <w:rPr>
           <w:rFonts w:ascii="Lora" w:hAnsi="Lora"/>
           <w:b/>
@@ -3997,21 +3694,8 @@
           <w:szCs w:val="32"/>
           <w:shd w:fill="auto" w:val="clear"/>
         </w:rPr>
-        <w:t xml:space="preserve">Tarea 5. Diseño del entorno piloto de Odoo </w:t>
-      </w:r>
-    </w:p>
-    <w:p>
-      <w:pPr>
-        <w:pStyle w:val="Normal"/>
-        <w:widowControl/>
-        <w:numPr>
-          <w:ilvl w:val="0"/>
-          <w:numId w:val="0"/>
-        </w:numPr>
-        <w:bidi w:val="0"/>
-        <w:spacing w:lineRule="auto" w:line="240" w:before="0" w:after="0"/>
-        <w:ind w:hanging="0" w:start="720"/>
-        <w:jc w:val="start"/>
+      </w:pPr>
+      <w:r>
         <w:rPr>
           <w:rFonts w:ascii="Lora" w:hAnsi="Lora"/>
           <w:b/>
@@ -4025,8 +3709,19 @@
           <w:szCs w:val="32"/>
           <w:shd w:fill="auto" w:val="clear"/>
         </w:rPr>
-      </w:pPr>
-      <w:r>
+      </w:r>
+    </w:p>
+    <w:p>
+      <w:pPr>
+        <w:pStyle w:val="Normal"/>
+        <w:widowControl/>
+        <w:numPr>
+          <w:ilvl w:val="0"/>
+          <w:numId w:val="1"/>
+        </w:numPr>
+        <w:bidi w:val="0"/>
+        <w:spacing w:lineRule="auto" w:line="240" w:before="0" w:after="0"/>
+        <w:jc w:val="start"/>
         <w:rPr>
           <w:rFonts w:ascii="Lora" w:hAnsi="Lora"/>
           <w:b/>
@@ -4040,19 +3735,8 @@
           <w:szCs w:val="32"/>
           <w:shd w:fill="auto" w:val="clear"/>
         </w:rPr>
-      </w:r>
-    </w:p>
-    <w:p>
-      <w:pPr>
-        <w:pStyle w:val="Normal"/>
-        <w:widowControl/>
-        <w:numPr>
-          <w:ilvl w:val="0"/>
-          <w:numId w:val="1"/>
-        </w:numPr>
-        <w:bidi w:val="0"/>
-        <w:spacing w:lineRule="auto" w:line="240" w:before="0" w:after="0"/>
-        <w:jc w:val="start"/>
+      </w:pPr>
+      <w:r>
         <w:rPr>
           <w:rFonts w:ascii="Lora" w:hAnsi="Lora"/>
           <w:b/>
@@ -4066,8 +3750,21 @@
           <w:szCs w:val="32"/>
           <w:shd w:fill="auto" w:val="clear"/>
         </w:rPr>
-      </w:pPr>
-      <w:r>
+        <w:t xml:space="preserve">Tarea 5. Diseño del entorno piloto de Odoo </w:t>
+      </w:r>
+    </w:p>
+    <w:p>
+      <w:pPr>
+        <w:pStyle w:val="Normal"/>
+        <w:widowControl/>
+        <w:numPr>
+          <w:ilvl w:val="0"/>
+          <w:numId w:val="0"/>
+        </w:numPr>
+        <w:bidi w:val="0"/>
+        <w:spacing w:lineRule="auto" w:line="240" w:before="0" w:after="0"/>
+        <w:ind w:hanging="0" w:start="720"/>
+        <w:jc w:val="start"/>
         <w:rPr>
           <w:rFonts w:ascii="Lora" w:hAnsi="Lora"/>
           <w:b/>
@@ -4081,21 +3778,8 @@
           <w:szCs w:val="32"/>
           <w:shd w:fill="auto" w:val="clear"/>
         </w:rPr>
-        <w:t xml:space="preserve">Tarea 6. Preparación y puesta en marcha del piloto </w:t>
-      </w:r>
-    </w:p>
-    <w:p>
-      <w:pPr>
-        <w:pStyle w:val="Normal"/>
-        <w:widowControl/>
-        <w:numPr>
-          <w:ilvl w:val="0"/>
-          <w:numId w:val="0"/>
-        </w:numPr>
-        <w:bidi w:val="0"/>
-        <w:spacing w:lineRule="auto" w:line="240" w:before="0" w:after="0"/>
-        <w:ind w:hanging="0" w:start="720"/>
-        <w:jc w:val="start"/>
+      </w:pPr>
+      <w:r>
         <w:rPr>
           <w:rFonts w:ascii="Lora" w:hAnsi="Lora"/>
           <w:b/>
@@ -4109,8 +3793,19 @@
           <w:szCs w:val="32"/>
           <w:shd w:fill="auto" w:val="clear"/>
         </w:rPr>
-      </w:pPr>
-      <w:r>
+      </w:r>
+    </w:p>
+    <w:p>
+      <w:pPr>
+        <w:pStyle w:val="Normal"/>
+        <w:widowControl/>
+        <w:numPr>
+          <w:ilvl w:val="0"/>
+          <w:numId w:val="1"/>
+        </w:numPr>
+        <w:bidi w:val="0"/>
+        <w:spacing w:lineRule="auto" w:line="240" w:before="0" w:after="0"/>
+        <w:jc w:val="start"/>
         <w:rPr>
           <w:rFonts w:ascii="Lora" w:hAnsi="Lora"/>
           <w:b/>
@@ -4124,19 +3819,8 @@
           <w:szCs w:val="32"/>
           <w:shd w:fill="auto" w:val="clear"/>
         </w:rPr>
-      </w:r>
-    </w:p>
-    <w:p>
-      <w:pPr>
-        <w:pStyle w:val="Normal"/>
-        <w:widowControl/>
-        <w:numPr>
-          <w:ilvl w:val="0"/>
-          <w:numId w:val="1"/>
-        </w:numPr>
-        <w:bidi w:val="0"/>
-        <w:spacing w:lineRule="auto" w:line="240" w:before="0" w:after="0"/>
-        <w:jc w:val="start"/>
+      </w:pPr>
+      <w:r>
         <w:rPr>
           <w:rFonts w:ascii="Lora" w:hAnsi="Lora"/>
           <w:b/>
@@ -4150,8 +3834,21 @@
           <w:szCs w:val="32"/>
           <w:shd w:fill="auto" w:val="clear"/>
         </w:rPr>
-      </w:pPr>
-      <w:r>
+        <w:t xml:space="preserve">Tarea 6. Preparación y puesta en marcha del piloto </w:t>
+      </w:r>
+    </w:p>
+    <w:p>
+      <w:pPr>
+        <w:pStyle w:val="Normal"/>
+        <w:widowControl/>
+        <w:numPr>
+          <w:ilvl w:val="0"/>
+          <w:numId w:val="0"/>
+        </w:numPr>
+        <w:bidi w:val="0"/>
+        <w:spacing w:lineRule="auto" w:line="240" w:before="0" w:after="0"/>
+        <w:ind w:hanging="0" w:start="720"/>
+        <w:jc w:val="start"/>
         <w:rPr>
           <w:rFonts w:ascii="Lora" w:hAnsi="Lora"/>
           <w:b/>
@@ -4165,21 +3862,8 @@
           <w:szCs w:val="32"/>
           <w:shd w:fill="auto" w:val="clear"/>
         </w:rPr>
-        <w:t xml:space="preserve">Tarea 7. Batería de verificación técnica </w:t>
-      </w:r>
-    </w:p>
-    <w:p>
-      <w:pPr>
-        <w:pStyle w:val="Normal"/>
-        <w:widowControl/>
-        <w:numPr>
-          <w:ilvl w:val="0"/>
-          <w:numId w:val="0"/>
-        </w:numPr>
-        <w:bidi w:val="0"/>
-        <w:spacing w:lineRule="auto" w:line="240" w:before="0" w:after="0"/>
-        <w:ind w:hanging="0" w:start="720"/>
-        <w:jc w:val="start"/>
+      </w:pPr>
+      <w:r>
         <w:rPr>
           <w:rFonts w:ascii="Lora" w:hAnsi="Lora"/>
           <w:b/>
@@ -4193,8 +3877,19 @@
           <w:szCs w:val="32"/>
           <w:shd w:fill="auto" w:val="clear"/>
         </w:rPr>
-      </w:pPr>
-      <w:r>
+      </w:r>
+    </w:p>
+    <w:p>
+      <w:pPr>
+        <w:pStyle w:val="Normal"/>
+        <w:widowControl/>
+        <w:numPr>
+          <w:ilvl w:val="0"/>
+          <w:numId w:val="1"/>
+        </w:numPr>
+        <w:bidi w:val="0"/>
+        <w:spacing w:lineRule="auto" w:line="240" w:before="0" w:after="0"/>
+        <w:jc w:val="start"/>
         <w:rPr>
           <w:rFonts w:ascii="Lora" w:hAnsi="Lora"/>
           <w:b/>
@@ -4208,6 +3903,64 @@
           <w:szCs w:val="32"/>
           <w:shd w:fill="auto" w:val="clear"/>
         </w:rPr>
+      </w:pPr>
+      <w:r>
+        <w:rPr>
+          <w:rFonts w:ascii="Lora" w:hAnsi="Lora"/>
+          <w:b/>
+          <w:bCs/>
+          <w:i w:val="false"/>
+          <w:caps w:val="false"/>
+          <w:smallCaps w:val="false"/>
+          <w:color w:val="000000"/>
+          <w:spacing w:val="0"/>
+          <w:sz w:val="32"/>
+          <w:szCs w:val="32"/>
+          <w:shd w:fill="auto" w:val="clear"/>
+        </w:rPr>
+        <w:t xml:space="preserve">Tarea 7. Batería de verificación técnica </w:t>
+      </w:r>
+    </w:p>
+    <w:p>
+      <w:pPr>
+        <w:pStyle w:val="Normal"/>
+        <w:widowControl/>
+        <w:numPr>
+          <w:ilvl w:val="0"/>
+          <w:numId w:val="0"/>
+        </w:numPr>
+        <w:bidi w:val="0"/>
+        <w:spacing w:lineRule="auto" w:line="240" w:before="0" w:after="0"/>
+        <w:ind w:hanging="0" w:start="720"/>
+        <w:jc w:val="start"/>
+        <w:rPr>
+          <w:rFonts w:ascii="Lora" w:hAnsi="Lora"/>
+          <w:b/>
+          <w:bCs/>
+          <w:i w:val="false"/>
+          <w:caps w:val="false"/>
+          <w:smallCaps w:val="false"/>
+          <w:color w:val="000000"/>
+          <w:spacing w:val="0"/>
+          <w:sz w:val="32"/>
+          <w:szCs w:val="32"/>
+          <w:shd w:fill="auto" w:val="clear"/>
+        </w:rPr>
+      </w:pPr>
+      <w:r>
+        <w:rPr>
+          <w:rFonts w:ascii="Lora" w:hAnsi="Lora"/>
+          <w:b/>
+          <w:bCs/>
+          <w:i w:val="false"/>
+          <w:caps w:val="false"/>
+          <w:smallCaps w:val="false"/>
+          <w:color w:val="000000"/>
+          <w:spacing w:val="0"/>
+          <w:sz w:val="32"/>
+          <w:szCs w:val="32"/>
+          <w:shd w:fill="auto" w:val="clear"/>
+        </w:rPr>
       </w:r>
     </w:p>
     <w:p>
@@ -4269,8 +4022,12 @@
       </w:r>
     </w:p>
     <w:sectPr>
-      <w:headerReference w:type="default" r:id="rId3"/>
-      <w:footerReference w:type="default" r:id="rId4"/>
+      <w:headerReference w:type="even" r:id="rId3"/>
+      <w:headerReference w:type="default" r:id="rId4"/>
+      <w:headerReference w:type="first" r:id="rId5"/>
+      <w:footerReference w:type="even" r:id="rId6"/>
+      <w:footerReference w:type="default" r:id="rId7"/>
+      <w:footerReference w:type="first" r:id="rId8"/>
       <w:type w:val="nextPage"/>
       <w:pgSz w:w="11906" w:h="16838"/>
       <w:pgMar w:left="567" w:right="567" w:gutter="0" w:header="1134" w:top="1622" w:footer="1134" w:bottom="1724"/>
@@ -4284,6 +4041,65 @@
 </file>
 
 <file path=word/footer1.xml><?xml version="1.0" encoding="utf-8"?>
+<w:ftr xmlns:o="urn:schemas-microsoft-com:office:office" xmlns:r="http://schemas.openxmlformats.org/officeDocument/2006/relationships" xmlns:v="urn:schemas-microsoft-com:vml" xmlns:w="http://schemas.openxmlformats.org/wordprocessingml/2006/main" xmlns:w10="urn:schemas-microsoft-com:office:word" xmlns:wp="http://schemas.openxmlformats.org/drawingml/2006/wordprocessingDrawing" xmlns:pic="http://schemas.openxmlformats.org/drawingml/2006/picture" xmlns:wps="http://schemas.microsoft.com/office/word/2010/wordprocessingShape" xmlns:wpg="http://schemas.microsoft.com/office/word/2010/wordprocessingGroup" xmlns:mc="http://schemas.openxmlformats.org/markup-compatibility/2006" xmlns:wp14="http://schemas.microsoft.com/office/word/2010/wordprocessingDrawing" xmlns:w14="http://schemas.microsoft.com/office/word/2010/wordml" xmlns:w15="http://schemas.microsoft.com/office/word/2012/wordml" mc:Ignorable="w14 wp14 w15">
+  <w:p>
+    <w:pPr>
+      <w:pStyle w:val="Footer"/>
+      <w:rPr/>
+    </w:pPr>
+    <w:r>
+      <w:rPr/>
+    </w:r>
+  </w:p>
+</w:ftr>
+</file>
+
+<file path=word/footer2.xml><?xml version="1.0" encoding="utf-8"?>
+<w:ftr xmlns:o="urn:schemas-microsoft-com:office:office" xmlns:r="http://schemas.openxmlformats.org/officeDocument/2006/relationships" xmlns:v="urn:schemas-microsoft-com:vml" xmlns:w="http://schemas.openxmlformats.org/wordprocessingml/2006/main" xmlns:w10="urn:schemas-microsoft-com:office:word" xmlns:wp="http://schemas.openxmlformats.org/drawingml/2006/wordprocessingDrawing" xmlns:pic="http://schemas.openxmlformats.org/drawingml/2006/picture" xmlns:wps="http://schemas.microsoft.com/office/word/2010/wordprocessingShape" xmlns:wpg="http://schemas.microsoft.com/office/word/2010/wordprocessingGroup" xmlns:mc="http://schemas.openxmlformats.org/markup-compatibility/2006" xmlns:wp14="http://schemas.microsoft.com/office/word/2010/wordprocessingDrawing" xmlns:w14="http://schemas.microsoft.com/office/word/2010/wordml" xmlns:w15="http://schemas.microsoft.com/office/word/2012/wordml" mc:Ignorable="w14 wp14 w15">
+  <w:p>
+    <w:pPr>
+      <w:pStyle w:val="Footer"/>
+      <w:bidi w:val="0"/>
+      <w:jc w:val="center"/>
+      <w:rPr>
+        <w:rFonts w:ascii="Lora" w:hAnsi="Lora"/>
+      </w:rPr>
+    </w:pPr>
+    <w:r>
+      <w:rPr>
+        <w:rFonts w:ascii="Lora" w:hAnsi="Lora"/>
+      </w:rPr>
+      <w:fldChar w:fldCharType="begin"/>
+    </w:r>
+    <w:r>
+      <w:rPr>
+        <w:rFonts w:ascii="Lora" w:hAnsi="Lora"/>
+      </w:rPr>
+      <w:instrText xml:space="preserve"> PAGE </w:instrText>
+    </w:r>
+    <w:r>
+      <w:rPr>
+        <w:rFonts w:ascii="Lora" w:hAnsi="Lora"/>
+      </w:rPr>
+      <w:fldChar w:fldCharType="separate"/>
+    </w:r>
+    <w:r>
+      <w:rPr>
+        <w:rFonts w:ascii="Lora" w:hAnsi="Lora"/>
+      </w:rPr>
+      <w:t>3</w:t>
+    </w:r>
+    <w:r>
+      <w:rPr>
+        <w:rFonts w:ascii="Lora" w:hAnsi="Lora"/>
+      </w:rPr>
+      <w:fldChar w:fldCharType="end"/>
+    </w:r>
+  </w:p>
+</w:ftr>
+</file>
+
+<file path=word/footer3.xml><?xml version="1.0" encoding="utf-8"?>
 <w:ftr xmlns:o="urn:schemas-microsoft-com:office:office" xmlns:r="http://schemas.openxmlformats.org/officeDocument/2006/relationships" xmlns:v="urn:schemas-microsoft-com:vml" xmlns:w="http://schemas.openxmlformats.org/wordprocessingml/2006/main" xmlns:w10="urn:schemas-microsoft-com:office:word" xmlns:wp="http://schemas.openxmlformats.org/drawingml/2006/wordprocessingDrawing" xmlns:pic="http://schemas.openxmlformats.org/drawingml/2006/picture" xmlns:wps="http://schemas.microsoft.com/office/word/2010/wordprocessingShape" xmlns:wpg="http://schemas.microsoft.com/office/word/2010/wordprocessingGroup" xmlns:mc="http://schemas.openxmlformats.org/markup-compatibility/2006" xmlns:wp14="http://schemas.microsoft.com/office/word/2010/wordprocessingDrawing" xmlns:w14="http://schemas.microsoft.com/office/word/2010/wordml" xmlns:w15="http://schemas.microsoft.com/office/word/2012/wordml" mc:Ignorable="w14 wp14 w15">
   <w:p>
     <w:pPr>
@@ -4333,6 +4149,20 @@
   <w:p>
     <w:pPr>
       <w:pStyle w:val="Header"/>
+      <w:rPr/>
+    </w:pPr>
+    <w:r>
+      <w:rPr/>
+    </w:r>
+  </w:p>
+</w:hdr>
+</file>
+
+<file path=word/header2.xml><?xml version="1.0" encoding="utf-8"?>
+<w:hdr xmlns:o="urn:schemas-microsoft-com:office:office" xmlns:r="http://schemas.openxmlformats.org/officeDocument/2006/relationships" xmlns:v="urn:schemas-microsoft-com:vml" xmlns:w="http://schemas.openxmlformats.org/wordprocessingml/2006/main" xmlns:w10="urn:schemas-microsoft-com:office:word" xmlns:wp="http://schemas.openxmlformats.org/drawingml/2006/wordprocessingDrawing" xmlns:pic="http://schemas.openxmlformats.org/drawingml/2006/picture" xmlns:wps="http://schemas.microsoft.com/office/word/2010/wordprocessingShape" xmlns:wpg="http://schemas.microsoft.com/office/word/2010/wordprocessingGroup" xmlns:mc="http://schemas.openxmlformats.org/markup-compatibility/2006" xmlns:wp14="http://schemas.microsoft.com/office/word/2010/wordprocessingDrawing" xmlns:w14="http://schemas.microsoft.com/office/word/2010/wordml" xmlns:w15="http://schemas.microsoft.com/office/word/2012/wordml" mc:Ignorable="w14 wp14 w15">
+  <w:p>
+    <w:pPr>
+      <w:pStyle w:val="Header"/>
       <w:bidi w:val="0"/>
       <w:rPr>
         <w:rFonts w:ascii="Lora" w:hAnsi="Lora"/>
@@ -4360,7 +4190,35 @@
         <w:sz w:val="16"/>
         <w:szCs w:val="16"/>
       </w:rPr>
-      <w:t xml:space="preserve">AUTOR: Juan Gabriel Galarza Claros                                                                                                                                      </w:t>
+      <w:t>AUTOR: Juan Gabriel Galarza Claros                                                                                                                                      Curso 2DAM_26-27</w:t>
+    </w:r>
+  </w:p>
+</w:hdr>
+</file>
+
+<file path=word/header3.xml><?xml version="1.0" encoding="utf-8"?>
+<w:hdr xmlns:o="urn:schemas-microsoft-com:office:office" xmlns:r="http://schemas.openxmlformats.org/officeDocument/2006/relationships" xmlns:v="urn:schemas-microsoft-com:vml" xmlns:w="http://schemas.openxmlformats.org/wordprocessingml/2006/main" xmlns:w10="urn:schemas-microsoft-com:office:word" xmlns:wp="http://schemas.openxmlformats.org/drawingml/2006/wordprocessingDrawing" xmlns:pic="http://schemas.openxmlformats.org/drawingml/2006/picture" xmlns:wps="http://schemas.microsoft.com/office/word/2010/wordprocessingShape" xmlns:wpg="http://schemas.microsoft.com/office/word/2010/wordprocessingGroup" xmlns:mc="http://schemas.openxmlformats.org/markup-compatibility/2006" xmlns:wp14="http://schemas.microsoft.com/office/word/2010/wordprocessingDrawing" xmlns:w14="http://schemas.microsoft.com/office/word/2010/wordml" xmlns:w15="http://schemas.microsoft.com/office/word/2012/wordml" mc:Ignorable="w14 wp14 w15">
+  <w:p>
+    <w:pPr>
+      <w:pStyle w:val="Header"/>
+      <w:bidi w:val="0"/>
+      <w:rPr>
+        <w:rFonts w:ascii="Lora" w:hAnsi="Lora"/>
+        <w:b/>
+        <w:bCs/>
+        <w:sz w:val="16"/>
+        <w:szCs w:val="16"/>
+      </w:rPr>
+    </w:pPr>
+    <w:r>
+      <w:rPr>
+        <w:rFonts w:ascii="Lora" w:hAnsi="Lora"/>
+        <w:b/>
+        <w:bCs/>
+        <w:sz w:val="16"/>
+        <w:szCs w:val="16"/>
+      </w:rPr>
+      <w:t xml:space="preserve">          </w:t>
     </w:r>
     <w:r>
       <w:rPr>
@@ -4370,17 +4228,7 @@
         <w:sz w:val="16"/>
         <w:szCs w:val="16"/>
       </w:rPr>
-      <w:t>Curso 2DAM_</w:t>
-    </w:r>
-    <w:r>
-      <w:rPr>
-        <w:rFonts w:ascii="Lora" w:hAnsi="Lora"/>
-        <w:b/>
-        <w:bCs/>
-        <w:sz w:val="16"/>
-        <w:szCs w:val="16"/>
-      </w:rPr>
-      <w:t>26-27</w:t>
+      <w:t>AUTOR: Juan Gabriel Galarza Claros                                                                                                                                      Curso 2DAM_26-27</w:t>
     </w:r>
   </w:p>
 </w:hdr>
@@ -5125,7 +4973,7 @@
       <w:start w:val="1"/>
       <w:numFmt w:val="none"/>
       <w:suff w:val="nothing"/>
-      <w:lvlText w:val="%1"/>
+      <w:lvlText w:val=""/>
       <w:lvlJc w:val="start"/>
       <w:pPr>
         <w:tabs>
@@ -5138,7 +4986,7 @@
       <w:start w:val="1"/>
       <w:numFmt w:val="none"/>
       <w:suff w:val="nothing"/>
-      <w:lvlText w:val="%2"/>
+      <w:lvlText w:val=""/>
       <w:lvlJc w:val="start"/>
       <w:pPr>
         <w:tabs>
@@ -5151,7 +4999,7 @@
       <w:start w:val="1"/>
       <w:numFmt w:val="none"/>
       <w:suff w:val="nothing"/>
-      <w:lvlText w:val="%3"/>
+      <w:lvlText w:val=""/>
       <w:lvlJc w:val="start"/>
       <w:pPr>
         <w:tabs>
@@ -5164,7 +5012,7 @@
       <w:start w:val="1"/>
       <w:numFmt w:val="none"/>
       <w:suff w:val="nothing"/>
-      <w:lvlText w:val="%4"/>
+      <w:lvlText w:val=""/>
       <w:lvlJc w:val="start"/>
       <w:pPr>
         <w:tabs>
@@ -5177,7 +5025,7 @@
       <w:start w:val="1"/>
       <w:numFmt w:val="none"/>
       <w:suff w:val="nothing"/>
-      <w:lvlText w:val="%5"/>
+      <w:lvlText w:val=""/>
       <w:lvlJc w:val="start"/>
       <w:pPr>
         <w:tabs>
@@ -5190,7 +5038,7 @@
       <w:start w:val="1"/>
       <w:numFmt w:val="none"/>
       <w:suff w:val="nothing"/>
-      <w:lvlText w:val="%6"/>
+      <w:lvlText w:val=""/>
       <w:lvlJc w:val="start"/>
       <w:pPr>
         <w:tabs>
@@ -5203,7 +5051,7 @@
       <w:start w:val="1"/>
       <w:numFmt w:val="none"/>
       <w:suff w:val="nothing"/>
-      <w:lvlText w:val="%7"/>
+      <w:lvlText w:val=""/>
       <w:lvlJc w:val="start"/>
       <w:pPr>
         <w:tabs>
@@ -5216,7 +5064,7 @@
       <w:start w:val="1"/>
       <w:numFmt w:val="none"/>
       <w:suff w:val="nothing"/>
-      <w:lvlText w:val="%8"/>
+      <w:lvlText w:val=""/>
       <w:lvlJc w:val="start"/>
       <w:pPr>
         <w:tabs>
@@ -5229,7 +5077,7 @@
       <w:start w:val="1"/>
       <w:numFmt w:val="none"/>
       <w:suff w:val="nothing"/>
-      <w:lvlText w:val="%9"/>
+      <w:lvlText w:val=""/>
       <w:lvlJc w:val="start"/>
       <w:pPr>
         <w:tabs>
@@ -5277,7 +5125,6 @@
     </w:rPrDefault>
     <w:pPrDefault>
       <w:pPr>
-        <w:widowControl/>
         <w:suppressAutoHyphens w:val="true"/>
       </w:pPr>
     </w:pPrDefault>
@@ -5287,10 +5134,11 @@
     <w:qFormat/>
     <w:pPr>
       <w:widowControl/>
-      <w:kinsoku w:val="true"/>
-      <w:overflowPunct w:val="true"/>
-      <w:autoSpaceDE w:val="true"/>
+      <w:suppressAutoHyphens w:val="true"/>
+      <w:overflowPunct w:val="false"/>
       <w:bidi w:val="0"/>
+      <w:spacing w:before="0" w:after="0"/>
+      <w:jc w:val="start"/>
     </w:pPr>
     <w:rPr>
       <w:rFonts w:ascii="Liberation Serif" w:hAnsi="Liberation Serif" w:eastAsia="NSimSun" w:cs="Arial"/>
@@ -5301,15 +5149,15 @@
       <w:lang w:val="es-ES" w:eastAsia="zh-CN" w:bidi="hi-IN"/>
     </w:rPr>
   </w:style>
-  <w:style w:type="character" w:styleId="Bolos">
-    <w:name w:val="Bolos"/>
+  <w:style w:type="character" w:styleId="Bolosuser">
+    <w:name w:val="Bolos (user)"/>
     <w:qFormat/>
     <w:rPr>
       <w:rFonts w:ascii="OpenSymbol" w:hAnsi="OpenSymbol" w:eastAsia="OpenSymbol" w:cs="OpenSymbol"/>
     </w:rPr>
   </w:style>
-  <w:style w:type="character" w:styleId="Smbolosdenumeracin">
-    <w:name w:val="Símbolos de numeración"/>
+  <w:style w:type="character" w:styleId="Smbolosdenumeracinuser">
+    <w:name w:val="Símbolos de numeración (user)"/>
     <w:qFormat/>
     <w:rPr/>
   </w:style>
@@ -5317,7 +5165,6 @@
     <w:name w:val="Título"/>
     <w:basedOn w:val="Normal"/>
     <w:next w:val="BodyText"/>
-    <w:qFormat/>
     <w:pPr>
       <w:keepNext w:val="true"/>
       <w:spacing w:before="240" w:after="120"/>
@@ -5363,6 +5210,31 @@
   <w:style w:type="paragraph" w:styleId="ndice">
     <w:name w:val="Índice"/>
     <w:basedOn w:val="Normal"/>
+    <w:pPr>
+      <w:suppressLineNumbers/>
+    </w:pPr>
+    <w:rPr>
+      <w:rFonts w:cs="Arial"/>
+    </w:rPr>
+  </w:style>
+  <w:style w:type="paragraph" w:styleId="Ttulouser">
+    <w:name w:val="Título (user)"/>
+    <w:basedOn w:val="Normal"/>
+    <w:next w:val="BodyText"/>
+    <w:qFormat/>
+    <w:pPr>
+      <w:keepNext w:val="true"/>
+      <w:spacing w:before="240" w:after="120"/>
+    </w:pPr>
+    <w:rPr>
+      <w:rFonts w:ascii="Liberation Sans" w:hAnsi="Liberation Sans" w:eastAsia="Microsoft YaHei" w:cs="Arial"/>
+      <w:sz w:val="28"/>
+      <w:szCs w:val="28"/>
+    </w:rPr>
+  </w:style>
+  <w:style w:type="paragraph" w:styleId="ndiceuser">
+    <w:name w:val="Índice (user)"/>
+    <w:basedOn w:val="Normal"/>
     <w:qFormat/>
     <w:pPr>
       <w:suppressLineNumbers/>
@@ -5371,8 +5243,8 @@
       <w:rFonts w:cs="Arial"/>
     </w:rPr>
   </w:style>
-  <w:style w:type="paragraph" w:styleId="Cabeceraypie">
-    <w:name w:val="Cabecera y pie"/>
+  <w:style w:type="paragraph" w:styleId="Cabeceraypieuser">
+    <w:name w:val="Cabecera y pie (user)"/>
     <w:basedOn w:val="Normal"/>
     <w:qFormat/>
     <w:pPr>
@@ -5385,9 +5257,15 @@
     </w:pPr>
     <w:rPr/>
   </w:style>
+  <w:style w:type="paragraph" w:styleId="Cabeceraypie">
+    <w:name w:val="Cabecera y pie"/>
+    <w:basedOn w:val="Normal"/>
+    <w:pPr/>
+    <w:rPr/>
+  </w:style>
   <w:style w:type="paragraph" w:styleId="Header">
     <w:name w:val="header"/>
-    <w:basedOn w:val="Cabeceraypie"/>
+    <w:basedOn w:val="Cabeceraypieuser"/>
     <w:pPr>
       <w:suppressLineNumbers/>
     </w:pPr>
@@ -5395,14 +5273,14 @@
   </w:style>
   <w:style w:type="paragraph" w:styleId="Footer">
     <w:name w:val="footer"/>
-    <w:basedOn w:val="Cabeceraypie"/>
+    <w:basedOn w:val="Cabeceraypieuser"/>
     <w:pPr>
       <w:suppressLineNumbers/>
     </w:pPr>
     <w:rPr/>
   </w:style>
-  <w:style w:type="paragraph" w:styleId="Contenidodelatabla">
-    <w:name w:val="Contenido de la tabla"/>
+  <w:style w:type="paragraph" w:styleId="Contenidodelatablauser">
+    <w:name w:val="Contenido de la tabla (user)"/>
     <w:basedOn w:val="Normal"/>
     <w:qFormat/>
     <w:pPr>
